--- a/Content/Arena/All Arenas/8-intelligent-contract-legal-review/Original Documents/一天构建一个多合同交叉校验的智能合同法审系统Demo.docx
+++ b/Content/Arena/All Arenas/8-intelligent-contract-legal-review/Original Documents/一天构建一个多合同交叉校验的智能合同法审系统Demo.docx
@@ -1530,237 +1530,237 @@
 
 <file path=word/numbering.xml><?xml version="1.0" encoding="utf-8"?>
 <w:numbering xmlns:w="http://schemas.openxmlformats.org/wordprocessingml/2006/main">
-  <w:abstractNum w:abstractNumId="68620">
-    <w:lvl>
-      <w:numFmt w:val="bullet"/>
-      <w:suff w:val="tab"/>
-      <w:lvlText w:val="•"/>
-      <w:rPr>
-        <w:color w:val="3370ff"/>
-      </w:rPr>
-    </w:lvl>
-  </w:abstractNum>
-  <w:abstractNum w:abstractNumId="68621">
-    <w:lvl>
-      <w:numFmt w:val="bullet"/>
-      <w:suff w:val="tab"/>
-      <w:lvlText w:val="•"/>
-      <w:rPr>
-        <w:color w:val="3370ff"/>
-      </w:rPr>
-    </w:lvl>
-  </w:abstractNum>
-  <w:abstractNum w:abstractNumId="68622">
-    <w:lvl>
-      <w:numFmt w:val="bullet"/>
-      <w:suff w:val="tab"/>
-      <w:lvlText w:val="•"/>
-      <w:rPr>
-        <w:color w:val="3370ff"/>
-      </w:rPr>
-    </w:lvl>
-  </w:abstractNum>
-  <w:abstractNum w:abstractNumId="68623">
-    <w:lvl>
-      <w:numFmt w:val="bullet"/>
-      <w:suff w:val="tab"/>
-      <w:lvlText w:val="•"/>
-      <w:rPr>
-        <w:color w:val="3370ff"/>
-      </w:rPr>
-    </w:lvl>
-  </w:abstractNum>
-  <w:abstractNum w:abstractNumId="68624">
-    <w:lvl>
-      <w:numFmt w:val="bullet"/>
-      <w:suff w:val="tab"/>
-      <w:lvlText w:val="•"/>
-      <w:rPr>
-        <w:color w:val="3370ff"/>
-      </w:rPr>
-    </w:lvl>
-  </w:abstractNum>
-  <w:abstractNum w:abstractNumId="68625">
-    <w:lvl>
-      <w:numFmt w:val="bullet"/>
-      <w:suff w:val="tab"/>
-      <w:lvlText w:val="•"/>
-      <w:rPr>
-        <w:color w:val="3370ff"/>
-      </w:rPr>
-    </w:lvl>
-  </w:abstractNum>
-  <w:abstractNum w:abstractNumId="68626">
-    <w:lvl>
-      <w:numFmt w:val="bullet"/>
-      <w:suff w:val="tab"/>
-      <w:lvlText w:val="•"/>
-      <w:rPr>
-        <w:color w:val="3370ff"/>
-      </w:rPr>
-    </w:lvl>
-  </w:abstractNum>
-  <w:abstractNum w:abstractNumId="68627">
-    <w:lvl>
-      <w:numFmt w:val="bullet"/>
-      <w:suff w:val="tab"/>
-      <w:lvlText w:val="•"/>
-      <w:rPr>
-        <w:color w:val="3370ff"/>
-      </w:rPr>
-    </w:lvl>
-  </w:abstractNum>
-  <w:abstractNum w:abstractNumId="68628">
-    <w:lvl>
-      <w:numFmt w:val="bullet"/>
-      <w:suff w:val="tab"/>
-      <w:lvlText w:val="•"/>
-      <w:rPr>
-        <w:color w:val="3370ff"/>
-      </w:rPr>
-    </w:lvl>
-  </w:abstractNum>
-  <w:abstractNum w:abstractNumId="68629">
-    <w:lvl>
-      <w:numFmt w:val="bullet"/>
-      <w:suff w:val="tab"/>
-      <w:lvlText w:val="•"/>
-      <w:rPr>
-        <w:color w:val="3370ff"/>
-      </w:rPr>
-    </w:lvl>
-  </w:abstractNum>
-  <w:abstractNum w:abstractNumId="68630">
-    <w:lvl>
-      <w:numFmt w:val="bullet"/>
-      <w:suff w:val="tab"/>
-      <w:lvlText w:val="•"/>
-      <w:rPr>
-        <w:color w:val="3370ff"/>
-      </w:rPr>
-    </w:lvl>
-  </w:abstractNum>
-  <w:abstractNum w:abstractNumId="68631">
-    <w:lvl>
-      <w:numFmt w:val="bullet"/>
-      <w:suff w:val="tab"/>
-      <w:lvlText w:val="•"/>
-      <w:rPr>
-        <w:color w:val="3370ff"/>
-      </w:rPr>
-    </w:lvl>
-  </w:abstractNum>
-  <w:abstractNum w:abstractNumId="68632">
-    <w:lvl>
-      <w:numFmt w:val="bullet"/>
-      <w:suff w:val="tab"/>
-      <w:lvlText w:val="•"/>
-      <w:rPr>
-        <w:color w:val="3370ff"/>
-      </w:rPr>
-    </w:lvl>
-  </w:abstractNum>
-  <w:abstractNum w:abstractNumId="68633">
-    <w:lvl>
-      <w:numFmt w:val="bullet"/>
-      <w:suff w:val="tab"/>
-      <w:lvlText w:val="•"/>
-      <w:rPr>
-        <w:color w:val="3370ff"/>
-      </w:rPr>
-    </w:lvl>
-  </w:abstractNum>
-  <w:abstractNum w:abstractNumId="68634">
-    <w:lvl>
-      <w:numFmt w:val="bullet"/>
-      <w:suff w:val="tab"/>
-      <w:lvlText w:val="•"/>
-      <w:rPr>
-        <w:color w:val="3370ff"/>
-      </w:rPr>
-    </w:lvl>
-  </w:abstractNum>
-  <w:abstractNum w:abstractNumId="68635">
-    <w:lvl>
-      <w:numFmt w:val="bullet"/>
-      <w:suff w:val="tab"/>
-      <w:lvlText w:val="•"/>
-      <w:rPr>
-        <w:color w:val="3370ff"/>
-      </w:rPr>
-    </w:lvl>
-  </w:abstractNum>
-  <w:abstractNum w:abstractNumId="68636">
-    <w:lvl>
-      <w:numFmt w:val="bullet"/>
-      <w:suff w:val="tab"/>
-      <w:lvlText w:val="•"/>
-      <w:rPr>
-        <w:color w:val="3370ff"/>
-      </w:rPr>
-    </w:lvl>
-  </w:abstractNum>
-  <w:abstractNum w:abstractNumId="68637">
-    <w:lvl>
-      <w:numFmt w:val="bullet"/>
-      <w:suff w:val="tab"/>
-      <w:lvlText w:val="•"/>
-      <w:rPr>
-        <w:color w:val="3370ff"/>
-      </w:rPr>
-    </w:lvl>
-  </w:abstractNum>
-  <w:abstractNum w:abstractNumId="68638">
-    <w:lvl>
-      <w:numFmt w:val="bullet"/>
-      <w:suff w:val="tab"/>
-      <w:lvlText w:val="•"/>
-      <w:rPr>
-        <w:color w:val="3370ff"/>
-      </w:rPr>
-    </w:lvl>
-  </w:abstractNum>
-  <w:abstractNum w:abstractNumId="68639">
-    <w:lvl>
-      <w:numFmt w:val="bullet"/>
-      <w:suff w:val="tab"/>
-      <w:lvlText w:val="•"/>
-      <w:rPr>
-        <w:color w:val="3370ff"/>
-      </w:rPr>
-    </w:lvl>
-  </w:abstractNum>
-  <w:abstractNum w:abstractNumId="68640">
-    <w:lvl>
-      <w:numFmt w:val="bullet"/>
-      <w:suff w:val="tab"/>
-      <w:lvlText w:val="•"/>
-      <w:rPr>
-        <w:color w:val="3370ff"/>
-      </w:rPr>
-    </w:lvl>
-  </w:abstractNum>
-  <w:abstractNum w:abstractNumId="68641">
-    <w:lvl>
-      <w:numFmt w:val="bullet"/>
-      <w:suff w:val="tab"/>
-      <w:lvlText w:val="•"/>
-      <w:rPr>
-        <w:color w:val="3370ff"/>
-      </w:rPr>
-    </w:lvl>
-  </w:abstractNum>
-  <w:abstractNum w:abstractNumId="68642">
-    <w:lvl>
-      <w:numFmt w:val="bullet"/>
-      <w:suff w:val="tab"/>
-      <w:lvlText w:val="•"/>
-      <w:rPr>
-        <w:color w:val="3370ff"/>
-      </w:rPr>
-    </w:lvl>
-  </w:abstractNum>
-  <w:abstractNum w:abstractNumId="68643">
+  <w:abstractNum w:abstractNumId="842434">
+    <w:lvl>
+      <w:numFmt w:val="bullet"/>
+      <w:suff w:val="tab"/>
+      <w:lvlText w:val="•"/>
+      <w:rPr>
+        <w:color w:val="3370ff"/>
+      </w:rPr>
+    </w:lvl>
+  </w:abstractNum>
+  <w:abstractNum w:abstractNumId="842435">
+    <w:lvl>
+      <w:numFmt w:val="bullet"/>
+      <w:suff w:val="tab"/>
+      <w:lvlText w:val="•"/>
+      <w:rPr>
+        <w:color w:val="3370ff"/>
+      </w:rPr>
+    </w:lvl>
+  </w:abstractNum>
+  <w:abstractNum w:abstractNumId="842436">
+    <w:lvl>
+      <w:numFmt w:val="bullet"/>
+      <w:suff w:val="tab"/>
+      <w:lvlText w:val="•"/>
+      <w:rPr>
+        <w:color w:val="3370ff"/>
+      </w:rPr>
+    </w:lvl>
+  </w:abstractNum>
+  <w:abstractNum w:abstractNumId="842437">
+    <w:lvl>
+      <w:numFmt w:val="bullet"/>
+      <w:suff w:val="tab"/>
+      <w:lvlText w:val="•"/>
+      <w:rPr>
+        <w:color w:val="3370ff"/>
+      </w:rPr>
+    </w:lvl>
+  </w:abstractNum>
+  <w:abstractNum w:abstractNumId="842438">
+    <w:lvl>
+      <w:numFmt w:val="bullet"/>
+      <w:suff w:val="tab"/>
+      <w:lvlText w:val="•"/>
+      <w:rPr>
+        <w:color w:val="3370ff"/>
+      </w:rPr>
+    </w:lvl>
+  </w:abstractNum>
+  <w:abstractNum w:abstractNumId="842439">
+    <w:lvl>
+      <w:numFmt w:val="bullet"/>
+      <w:suff w:val="tab"/>
+      <w:lvlText w:val="•"/>
+      <w:rPr>
+        <w:color w:val="3370ff"/>
+      </w:rPr>
+    </w:lvl>
+  </w:abstractNum>
+  <w:abstractNum w:abstractNumId="842440">
+    <w:lvl>
+      <w:numFmt w:val="bullet"/>
+      <w:suff w:val="tab"/>
+      <w:lvlText w:val="•"/>
+      <w:rPr>
+        <w:color w:val="3370ff"/>
+      </w:rPr>
+    </w:lvl>
+  </w:abstractNum>
+  <w:abstractNum w:abstractNumId="842441">
+    <w:lvl>
+      <w:numFmt w:val="bullet"/>
+      <w:suff w:val="tab"/>
+      <w:lvlText w:val="•"/>
+      <w:rPr>
+        <w:color w:val="3370ff"/>
+      </w:rPr>
+    </w:lvl>
+  </w:abstractNum>
+  <w:abstractNum w:abstractNumId="842442">
+    <w:lvl>
+      <w:numFmt w:val="bullet"/>
+      <w:suff w:val="tab"/>
+      <w:lvlText w:val="•"/>
+      <w:rPr>
+        <w:color w:val="3370ff"/>
+      </w:rPr>
+    </w:lvl>
+  </w:abstractNum>
+  <w:abstractNum w:abstractNumId="842443">
+    <w:lvl>
+      <w:numFmt w:val="bullet"/>
+      <w:suff w:val="tab"/>
+      <w:lvlText w:val="•"/>
+      <w:rPr>
+        <w:color w:val="3370ff"/>
+      </w:rPr>
+    </w:lvl>
+  </w:abstractNum>
+  <w:abstractNum w:abstractNumId="842444">
+    <w:lvl>
+      <w:numFmt w:val="bullet"/>
+      <w:suff w:val="tab"/>
+      <w:lvlText w:val="•"/>
+      <w:rPr>
+        <w:color w:val="3370ff"/>
+      </w:rPr>
+    </w:lvl>
+  </w:abstractNum>
+  <w:abstractNum w:abstractNumId="842445">
+    <w:lvl>
+      <w:numFmt w:val="bullet"/>
+      <w:suff w:val="tab"/>
+      <w:lvlText w:val="•"/>
+      <w:rPr>
+        <w:color w:val="3370ff"/>
+      </w:rPr>
+    </w:lvl>
+  </w:abstractNum>
+  <w:abstractNum w:abstractNumId="842446">
+    <w:lvl>
+      <w:numFmt w:val="bullet"/>
+      <w:suff w:val="tab"/>
+      <w:lvlText w:val="•"/>
+      <w:rPr>
+        <w:color w:val="3370ff"/>
+      </w:rPr>
+    </w:lvl>
+  </w:abstractNum>
+  <w:abstractNum w:abstractNumId="842447">
+    <w:lvl>
+      <w:numFmt w:val="bullet"/>
+      <w:suff w:val="tab"/>
+      <w:lvlText w:val="•"/>
+      <w:rPr>
+        <w:color w:val="3370ff"/>
+      </w:rPr>
+    </w:lvl>
+  </w:abstractNum>
+  <w:abstractNum w:abstractNumId="842448">
+    <w:lvl>
+      <w:numFmt w:val="bullet"/>
+      <w:suff w:val="tab"/>
+      <w:lvlText w:val="•"/>
+      <w:rPr>
+        <w:color w:val="3370ff"/>
+      </w:rPr>
+    </w:lvl>
+  </w:abstractNum>
+  <w:abstractNum w:abstractNumId="842449">
+    <w:lvl>
+      <w:numFmt w:val="bullet"/>
+      <w:suff w:val="tab"/>
+      <w:lvlText w:val="•"/>
+      <w:rPr>
+        <w:color w:val="3370ff"/>
+      </w:rPr>
+    </w:lvl>
+  </w:abstractNum>
+  <w:abstractNum w:abstractNumId="842450">
+    <w:lvl>
+      <w:numFmt w:val="bullet"/>
+      <w:suff w:val="tab"/>
+      <w:lvlText w:val="•"/>
+      <w:rPr>
+        <w:color w:val="3370ff"/>
+      </w:rPr>
+    </w:lvl>
+  </w:abstractNum>
+  <w:abstractNum w:abstractNumId="842451">
+    <w:lvl>
+      <w:numFmt w:val="bullet"/>
+      <w:suff w:val="tab"/>
+      <w:lvlText w:val="•"/>
+      <w:rPr>
+        <w:color w:val="3370ff"/>
+      </w:rPr>
+    </w:lvl>
+  </w:abstractNum>
+  <w:abstractNum w:abstractNumId="842452">
+    <w:lvl>
+      <w:numFmt w:val="bullet"/>
+      <w:suff w:val="tab"/>
+      <w:lvlText w:val="•"/>
+      <w:rPr>
+        <w:color w:val="3370ff"/>
+      </w:rPr>
+    </w:lvl>
+  </w:abstractNum>
+  <w:abstractNum w:abstractNumId="842453">
+    <w:lvl>
+      <w:numFmt w:val="bullet"/>
+      <w:suff w:val="tab"/>
+      <w:lvlText w:val="•"/>
+      <w:rPr>
+        <w:color w:val="3370ff"/>
+      </w:rPr>
+    </w:lvl>
+  </w:abstractNum>
+  <w:abstractNum w:abstractNumId="842454">
+    <w:lvl>
+      <w:numFmt w:val="bullet"/>
+      <w:suff w:val="tab"/>
+      <w:lvlText w:val="•"/>
+      <w:rPr>
+        <w:color w:val="3370ff"/>
+      </w:rPr>
+    </w:lvl>
+  </w:abstractNum>
+  <w:abstractNum w:abstractNumId="842455">
+    <w:lvl>
+      <w:numFmt w:val="bullet"/>
+      <w:suff w:val="tab"/>
+      <w:lvlText w:val="•"/>
+      <w:rPr>
+        <w:color w:val="3370ff"/>
+      </w:rPr>
+    </w:lvl>
+  </w:abstractNum>
+  <w:abstractNum w:abstractNumId="842456">
+    <w:lvl>
+      <w:numFmt w:val="bullet"/>
+      <w:suff w:val="tab"/>
+      <w:lvlText w:val="•"/>
+      <w:rPr>
+        <w:color w:val="3370ff"/>
+      </w:rPr>
+    </w:lvl>
+  </w:abstractNum>
+  <w:abstractNum w:abstractNumId="842457">
     <w:lvl>
       <w:numFmt w:val="bullet"/>
       <w:suff w:val="tab"/>
@@ -1770,7 +1770,7 @@
       </w:rPr>
     </w:lvl>
   </w:abstractNum>
-  <w:abstractNum w:abstractNumId="68644">
+  <w:abstractNum w:abstractNumId="842458">
     <w:lvl>
       <w:numFmt w:val="bullet"/>
       <w:suff w:val="tab"/>
@@ -1780,17 +1780,17 @@
       </w:rPr>
     </w:lvl>
   </w:abstractNum>
-  <w:abstractNum w:abstractNumId="68645">
-    <w:lvl>
-      <w:numFmt w:val="bullet"/>
-      <w:suff w:val="tab"/>
-      <w:lvlText w:val="•"/>
-      <w:rPr>
-        <w:color w:val="3370ff"/>
-      </w:rPr>
-    </w:lvl>
-  </w:abstractNum>
-  <w:abstractNum w:abstractNumId="68646">
+  <w:abstractNum w:abstractNumId="842459">
+    <w:lvl>
+      <w:numFmt w:val="bullet"/>
+      <w:suff w:val="tab"/>
+      <w:lvlText w:val="•"/>
+      <w:rPr>
+        <w:color w:val="3370ff"/>
+      </w:rPr>
+    </w:lvl>
+  </w:abstractNum>
+  <w:abstractNum w:abstractNumId="842460">
     <w:lvl>
       <w:numFmt w:val="bullet"/>
       <w:suff w:val="tab"/>
@@ -1800,7 +1800,7 @@
       </w:rPr>
     </w:lvl>
   </w:abstractNum>
-  <w:abstractNum w:abstractNumId="68647">
+  <w:abstractNum w:abstractNumId="842461">
     <w:lvl>
       <w:numFmt w:val="bullet"/>
       <w:suff w:val="tab"/>
@@ -1810,17 +1810,17 @@
       </w:rPr>
     </w:lvl>
   </w:abstractNum>
-  <w:abstractNum w:abstractNumId="68648">
-    <w:lvl>
-      <w:numFmt w:val="bullet"/>
-      <w:suff w:val="tab"/>
-      <w:lvlText w:val="•"/>
-      <w:rPr>
-        <w:color w:val="3370ff"/>
-      </w:rPr>
-    </w:lvl>
-  </w:abstractNum>
-  <w:abstractNum w:abstractNumId="68649">
+  <w:abstractNum w:abstractNumId="842462">
+    <w:lvl>
+      <w:numFmt w:val="bullet"/>
+      <w:suff w:val="tab"/>
+      <w:lvlText w:val="•"/>
+      <w:rPr>
+        <w:color w:val="3370ff"/>
+      </w:rPr>
+    </w:lvl>
+  </w:abstractNum>
+  <w:abstractNum w:abstractNumId="842463">
     <w:lvl>
       <w:numFmt w:val="bullet"/>
       <w:suff w:val="tab"/>
@@ -1830,7 +1830,7 @@
       </w:rPr>
     </w:lvl>
   </w:abstractNum>
-  <w:abstractNum w:abstractNumId="68650">
+  <w:abstractNum w:abstractNumId="842464">
     <w:lvl>
       <w:numFmt w:val="bullet"/>
       <w:suff w:val="tab"/>
@@ -1840,7 +1840,7 @@
       </w:rPr>
     </w:lvl>
   </w:abstractNum>
-  <w:abstractNum w:abstractNumId="68651">
+  <w:abstractNum w:abstractNumId="842465">
     <w:lvl>
       <w:numFmt w:val="bullet"/>
       <w:suff w:val="tab"/>
@@ -1850,17 +1850,17 @@
       </w:rPr>
     </w:lvl>
   </w:abstractNum>
-  <w:abstractNum w:abstractNumId="68652">
-    <w:lvl>
-      <w:numFmt w:val="bullet"/>
-      <w:suff w:val="tab"/>
-      <w:lvlText w:val="•"/>
-      <w:rPr>
-        <w:color w:val="3370ff"/>
-      </w:rPr>
-    </w:lvl>
-  </w:abstractNum>
-  <w:abstractNum w:abstractNumId="68653">
+  <w:abstractNum w:abstractNumId="842466">
+    <w:lvl>
+      <w:numFmt w:val="bullet"/>
+      <w:suff w:val="tab"/>
+      <w:lvlText w:val="•"/>
+      <w:rPr>
+        <w:color w:val="3370ff"/>
+      </w:rPr>
+    </w:lvl>
+  </w:abstractNum>
+  <w:abstractNum w:abstractNumId="842467">
     <w:lvl>
       <w:numFmt w:val="bullet"/>
       <w:suff w:val="tab"/>
@@ -1870,17 +1870,17 @@
       </w:rPr>
     </w:lvl>
   </w:abstractNum>
-  <w:abstractNum w:abstractNumId="68654">
-    <w:lvl>
-      <w:numFmt w:val="bullet"/>
-      <w:suff w:val="tab"/>
-      <w:lvlText w:val="•"/>
-      <w:rPr>
-        <w:color w:val="3370ff"/>
-      </w:rPr>
-    </w:lvl>
-  </w:abstractNum>
-  <w:abstractNum w:abstractNumId="68655">
+  <w:abstractNum w:abstractNumId="842468">
+    <w:lvl>
+      <w:numFmt w:val="bullet"/>
+      <w:suff w:val="tab"/>
+      <w:lvlText w:val="•"/>
+      <w:rPr>
+        <w:color w:val="3370ff"/>
+      </w:rPr>
+    </w:lvl>
+  </w:abstractNum>
+  <w:abstractNum w:abstractNumId="842469">
     <w:lvl>
       <w:numFmt w:val="bullet"/>
       <w:suff w:val="tab"/>
@@ -1890,7 +1890,7 @@
       </w:rPr>
     </w:lvl>
   </w:abstractNum>
-  <w:abstractNum w:abstractNumId="68656">
+  <w:abstractNum w:abstractNumId="842470">
     <w:lvl>
       <w:numFmt w:val="bullet"/>
       <w:suff w:val="tab"/>
@@ -1900,7 +1900,7 @@
       </w:rPr>
     </w:lvl>
   </w:abstractNum>
-  <w:abstractNum w:abstractNumId="68657">
+  <w:abstractNum w:abstractNumId="842471">
     <w:lvl>
       <w:numFmt w:val="bullet"/>
       <w:suff w:val="tab"/>
@@ -1910,17 +1910,17 @@
       </w:rPr>
     </w:lvl>
   </w:abstractNum>
-  <w:abstractNum w:abstractNumId="68658">
-    <w:lvl>
-      <w:numFmt w:val="bullet"/>
-      <w:suff w:val="tab"/>
-      <w:lvlText w:val="•"/>
-      <w:rPr>
-        <w:color w:val="3370ff"/>
-      </w:rPr>
-    </w:lvl>
-  </w:abstractNum>
-  <w:abstractNum w:abstractNumId="68659">
+  <w:abstractNum w:abstractNumId="842472">
+    <w:lvl>
+      <w:numFmt w:val="bullet"/>
+      <w:suff w:val="tab"/>
+      <w:lvlText w:val="•"/>
+      <w:rPr>
+        <w:color w:val="3370ff"/>
+      </w:rPr>
+    </w:lvl>
+  </w:abstractNum>
+  <w:abstractNum w:abstractNumId="842473">
     <w:lvl>
       <w:numFmt w:val="bullet"/>
       <w:suff w:val="tab"/>
@@ -1930,7 +1930,7 @@
       </w:rPr>
     </w:lvl>
   </w:abstractNum>
-  <w:abstractNum w:abstractNumId="68660">
+  <w:abstractNum w:abstractNumId="842474">
     <w:lvl>
       <w:numFmt w:val="bullet"/>
       <w:suff w:val="tab"/>
@@ -1940,7 +1940,7 @@
       </w:rPr>
     </w:lvl>
   </w:abstractNum>
-  <w:abstractNum w:abstractNumId="68661">
+  <w:abstractNum w:abstractNumId="842475">
     <w:lvl>
       <w:numFmt w:val="bullet"/>
       <w:suff w:val="tab"/>
@@ -1951,130 +1951,130 @@
     </w:lvl>
   </w:abstractNum>
   <w:num w:numId="1">
-    <w:abstractNumId w:val="68620"/>
+    <w:abstractNumId w:val="842434"/>
   </w:num>
   <w:num w:numId="2">
-    <w:abstractNumId w:val="68621"/>
+    <w:abstractNumId w:val="842435"/>
   </w:num>
   <w:num w:numId="3">
-    <w:abstractNumId w:val="68622"/>
+    <w:abstractNumId w:val="842436"/>
   </w:num>
   <w:num w:numId="4">
-    <w:abstractNumId w:val="68623"/>
+    <w:abstractNumId w:val="842437"/>
   </w:num>
   <w:num w:numId="5">
-    <w:abstractNumId w:val="68624"/>
+    <w:abstractNumId w:val="842438"/>
   </w:num>
   <w:num w:numId="6">
-    <w:abstractNumId w:val="68625"/>
+    <w:abstractNumId w:val="842439"/>
   </w:num>
   <w:num w:numId="7">
-    <w:abstractNumId w:val="68626"/>
+    <w:abstractNumId w:val="842440"/>
   </w:num>
   <w:num w:numId="8">
-    <w:abstractNumId w:val="68627"/>
+    <w:abstractNumId w:val="842441"/>
   </w:num>
   <w:num w:numId="9">
-    <w:abstractNumId w:val="68628"/>
+    <w:abstractNumId w:val="842442"/>
   </w:num>
   <w:num w:numId="10">
-    <w:abstractNumId w:val="68629"/>
+    <w:abstractNumId w:val="842443"/>
   </w:num>
   <w:num w:numId="11">
-    <w:abstractNumId w:val="68630"/>
+    <w:abstractNumId w:val="842444"/>
   </w:num>
   <w:num w:numId="12">
-    <w:abstractNumId w:val="68631"/>
+    <w:abstractNumId w:val="842445"/>
   </w:num>
   <w:num w:numId="13">
-    <w:abstractNumId w:val="68632"/>
+    <w:abstractNumId w:val="842446"/>
   </w:num>
   <w:num w:numId="14">
-    <w:abstractNumId w:val="68633"/>
+    <w:abstractNumId w:val="842447"/>
   </w:num>
   <w:num w:numId="15">
-    <w:abstractNumId w:val="68634"/>
+    <w:abstractNumId w:val="842448"/>
   </w:num>
   <w:num w:numId="16">
-    <w:abstractNumId w:val="68635"/>
+    <w:abstractNumId w:val="842449"/>
   </w:num>
   <w:num w:numId="17">
-    <w:abstractNumId w:val="68636"/>
+    <w:abstractNumId w:val="842450"/>
   </w:num>
   <w:num w:numId="18">
-    <w:abstractNumId w:val="68637"/>
+    <w:abstractNumId w:val="842451"/>
   </w:num>
   <w:num w:numId="19">
-    <w:abstractNumId w:val="68638"/>
+    <w:abstractNumId w:val="842452"/>
   </w:num>
   <w:num w:numId="20">
-    <w:abstractNumId w:val="68639"/>
+    <w:abstractNumId w:val="842453"/>
   </w:num>
   <w:num w:numId="21">
-    <w:abstractNumId w:val="68640"/>
+    <w:abstractNumId w:val="842454"/>
   </w:num>
   <w:num w:numId="22">
-    <w:abstractNumId w:val="68641"/>
+    <w:abstractNumId w:val="842455"/>
   </w:num>
   <w:num w:numId="23">
-    <w:abstractNumId w:val="68642"/>
+    <w:abstractNumId w:val="842456"/>
   </w:num>
   <w:num w:numId="24">
-    <w:abstractNumId w:val="68643"/>
+    <w:abstractNumId w:val="842457"/>
   </w:num>
   <w:num w:numId="25">
-    <w:abstractNumId w:val="68644"/>
+    <w:abstractNumId w:val="842458"/>
   </w:num>
   <w:num w:numId="26">
-    <w:abstractNumId w:val="68645"/>
+    <w:abstractNumId w:val="842459"/>
   </w:num>
   <w:num w:numId="27">
-    <w:abstractNumId w:val="68646"/>
+    <w:abstractNumId w:val="842460"/>
   </w:num>
   <w:num w:numId="28">
-    <w:abstractNumId w:val="68647"/>
+    <w:abstractNumId w:val="842461"/>
   </w:num>
   <w:num w:numId="29">
-    <w:abstractNumId w:val="68648"/>
+    <w:abstractNumId w:val="842462"/>
   </w:num>
   <w:num w:numId="30">
-    <w:abstractNumId w:val="68649"/>
+    <w:abstractNumId w:val="842463"/>
   </w:num>
   <w:num w:numId="31">
-    <w:abstractNumId w:val="68650"/>
+    <w:abstractNumId w:val="842464"/>
   </w:num>
   <w:num w:numId="32">
-    <w:abstractNumId w:val="68651"/>
+    <w:abstractNumId w:val="842465"/>
   </w:num>
   <w:num w:numId="33">
-    <w:abstractNumId w:val="68652"/>
+    <w:abstractNumId w:val="842466"/>
   </w:num>
   <w:num w:numId="34">
-    <w:abstractNumId w:val="68653"/>
+    <w:abstractNumId w:val="842467"/>
   </w:num>
   <w:num w:numId="35">
-    <w:abstractNumId w:val="68654"/>
+    <w:abstractNumId w:val="842468"/>
   </w:num>
   <w:num w:numId="36">
-    <w:abstractNumId w:val="68655"/>
+    <w:abstractNumId w:val="842469"/>
   </w:num>
   <w:num w:numId="37">
-    <w:abstractNumId w:val="68656"/>
+    <w:abstractNumId w:val="842470"/>
   </w:num>
   <w:num w:numId="38">
-    <w:abstractNumId w:val="68657"/>
+    <w:abstractNumId w:val="842471"/>
   </w:num>
   <w:num w:numId="39">
-    <w:abstractNumId w:val="68658"/>
+    <w:abstractNumId w:val="842472"/>
   </w:num>
   <w:num w:numId="40">
-    <w:abstractNumId w:val="68659"/>
+    <w:abstractNumId w:val="842473"/>
   </w:num>
   <w:num w:numId="41">
-    <w:abstractNumId w:val="68660"/>
+    <w:abstractNumId w:val="842474"/>
   </w:num>
   <w:num w:numId="42">
-    <w:abstractNumId w:val="68661"/>
+    <w:abstractNumId w:val="842475"/>
   </w:num>
 </w:numbering>
 </file>
